--- a/Manuscript/HCM.Diastology_Manuscript_260227.docx
+++ b/Manuscript/HCM.Diastology_Manuscript_260227.docx
@@ -4265,119 +4265,8 @@
           <w:i/>
           <w:iCs/>
         </w:rPr>
-        <w:t>Modeling the relationship between diastolic dysfunction and fitness.</w:t>
-      </w:r>
-      <w:r>
-        <w:t xml:space="preserve"> To characterize the continuous relationship between diastolic indices and cardiopulmonary fitness (</w:t>
-      </w:r>
-      <w:r>
-        <w:t xml:space="preserve">i.e. </w:t>
-      </w:r>
-      <w:r>
-        <w:t xml:space="preserve">Peak </w:t>
-      </w:r>
-      <w:r>
-        <w:t>VO</w:t>
-      </w:r>
-      <w:r>
-        <w:rPr>
-          <w:vertAlign w:val="subscript"/>
-        </w:rPr>
-        <w:t>2</w:t>
-      </w:r>
-      <w:r>
-        <w:t xml:space="preserve">), we utilized </w:t>
-      </w:r>
-      <w:r>
-        <w:t>a</w:t>
-      </w:r>
-      <w:r>
-        <w:t xml:space="preserve"> </w:t>
-      </w:r>
-      <w:r>
-        <w:t>Semiparametric Additive Model for Location, Scale, and Shape (SEAMLSS) within the GAMLSS framework</w:t>
-      </w:r>
-      <w:r>
-        <w:t xml:space="preserve">, </w:t>
-      </w:r>
-      <w:commentRangeStart w:id="2"/>
-      <w:r>
-        <w:t>as previously described</w:t>
-      </w:r>
-      <w:commentRangeEnd w:id="2"/>
-      <w:r>
-        <w:rPr>
-          <w:rStyle w:val="CommentReference"/>
-          <w:sz w:val="24"/>
-          <w:szCs w:val="24"/>
-        </w:rPr>
-        <w:commentReference w:id="2"/>
-      </w:r>
-      <w:r>
-        <w:t>.</w:t>
-      </w:r>
-      <w:r>
-        <w:fldChar w:fldCharType="begin" w:fldLock="1"/>
-      </w:r>
-      <w:r>
-        <w:instrText>ADDIN paperpile_citation &lt;clusterId&gt;U567H845D315B939&lt;/clusterId&gt;&lt;metadata&gt;&lt;citation&gt;&lt;id&gt;135fbc8b-736c-47f8-af93-60a724996da2&lt;/id&gt;&lt;/citation&gt;&lt;/metadata&gt;&lt;data&gt;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&lt;/data&gt; \* MERGEFORMAT</w:instrText>
-      </w:r>
-      <w:r>
-        <w:fldChar w:fldCharType="separate"/>
-      </w:r>
-      <w:r>
-        <w:rPr>
-          <w:noProof/>
-          <w:vertAlign w:val="superscript"/>
-        </w:rPr>
-        <w:t>25</w:t>
-      </w:r>
-      <w:r>
-        <w:fldChar w:fldCharType="end"/>
-      </w:r>
-      <w:r>
-        <w:t xml:space="preserve"> While standard reference equations often employ the LMS method (Box-Cox transformation),</w:t>
-      </w:r>
-      <w:r>
-        <w:fldChar w:fldCharType="begin" w:fldLock="1"/>
-      </w:r>
-      <w:r>
-        <w:instrText>ADDIN paperpile_citation &lt;clusterId&gt;P481W747S238P842&lt;/clusterId&gt;&lt;metadata&gt;&lt;citation&gt;&lt;id&gt;9252fdd4-9bba-0f9d-9bc6-bfb2c7945acf&lt;/id&gt;&lt;/citation&gt;&lt;/metadata&gt;&lt;data&gt;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&lt;/data&gt; \* MERGEFORMAT</w:instrText>
-      </w:r>
-      <w:r>
-        <w:fldChar w:fldCharType="separate"/>
-      </w:r>
-      <w:r>
-        <w:rPr>
-          <w:noProof/>
-          <w:vertAlign w:val="superscript"/>
-        </w:rPr>
-        <w:t>26</w:t>
-      </w:r>
-      <w:r>
-        <w:fldChar w:fldCharType="end"/>
-      </w:r>
-      <w:r>
-        <w:t xml:space="preserve"> </w:t>
-      </w:r>
-      <w:r>
-        <w:t>our</w:t>
-      </w:r>
-      <w:r>
-        <w:t xml:space="preserve"> approach relies on a global power parameter </w:t>
-      </w:r>
-      <w:r>
-        <w:t>λ to</w:t>
-      </w:r>
-      <w:r>
-        <w:t xml:space="preserve"> distort severity grading in the central physiologic range when correcting for tail skewness (the "butterfly effect").</w:t>
-      </w:r>
-    </w:p>
-    <w:p>
-      <w:pPr>
-        <w:spacing w:after="120" w:line="360" w:lineRule="auto"/>
-        <w:jc w:val="both"/>
-      </w:pPr>
+        <w:t>Cross-Sectional Association Between Individual Diastolic Indices and Cardiopulmonary Fitness.</w:t>
+      </w:r>
       <w:r>
         <w:rPr>
           <w:b/>
@@ -4385,28 +4274,145 @@
           <w:i/>
           <w:iCs/>
         </w:rPr>
-        <w:t>Derivation of the Stable Relative Metric.</w:t>
-      </w:r>
-      <w:r>
-        <w:t xml:space="preserve"> The primary relative deviation was defined as the log-transformed ratio of observed (</w:t>
-      </w:r>
-      <w:r>
+        <w:t xml:space="preserve"> </w:t>
+      </w:r>
+      <w:r>
+        <w:t>To evaluate the continuous relationship between individual echocardiographic diastolic indices and cardiopulmonary fitness, we fit a series of multivariable linear regression models with natural cubic splines (3 degrees of freedom) for each diastolic parameter. All models adjusted for age, sex, and lean body mass index (LBMI, calculated as lean body mass [NHANES equation] divided by height</w:t>
+      </w:r>
+      <w:r>
+        <w:rPr>
+          <w:vertAlign w:val="superscript"/>
+        </w:rPr>
+        <w:t>2</w:t>
+      </w:r>
+      <w:r>
+        <w:t>). The primary outcome was peak VO</w:t>
+      </w:r>
+      <w:r>
+        <w:rPr>
+          <w:vertAlign w:val="subscript"/>
+        </w:rPr>
+        <w:t>2</w:t>
+      </w:r>
+      <w:r>
+        <w:t xml:space="preserve"> (FRIEND 2.0 % predicted); the secondary outcome was VE/VCO</w:t>
+      </w:r>
+      <w:r>
+        <w:rPr>
+          <w:vertAlign w:val="subscript"/>
+        </w:rPr>
+        <w:t>2</w:t>
+      </w:r>
+      <w:r>
+        <w:t xml:space="preserve"> slope. The incremental contribution of each diastolic index was assessed by likelihood ratio testing (LRT), comparing the full model (base covariates plus diastolic spline) against the reduced model (base covariates only). Model discrimination was further evaluated using the difference in Akaike Information Criterion (ΔAIC), with negative values indicating improved fit. Eleven diastolic indices were evaluated: E/e’ (average, medial, and lateral), left atrial volume index, peak tricuspid regurgitation velocity, mitral E/A ratio, mitral deceleration time, mitral A-wave duration, mitral A-wave point velocity, and medial and lateral peak E velocities.</w:t>
+      </w:r>
+    </w:p>
+    <w:p>
+      <w:pPr>
+        <w:spacing w:after="120" w:line="360" w:lineRule="auto"/>
+        <w:jc w:val="both"/>
+      </w:pPr>
+      <w:r>
+        <w:rPr>
+          <w:b/>
+          <w:bCs/>
+          <w:i/>
+          <w:iCs/>
+        </w:rPr>
+        <w:t>GAMLSS-Based Continuous Modeling (SEAMLSS Framework).</w:t>
+      </w:r>
+    </w:p>
+    <w:p>
+      <w:pPr>
+        <w:spacing w:after="120" w:line="360" w:lineRule="auto"/>
+        <w:jc w:val="both"/>
+      </w:pPr>
+      <w:r>
+        <w:lastRenderedPageBreak/>
+        <w:t>To derive a continuous, distributional characterization of the relationship between diastolic indices and cardiopulmonary fitness, we employed the Semiparametric Additive Model for Location, Scale, and Shape (SEAMLSS) framework within the Generalized Additive Models for Location, Scale, and Shape (GAMLSS) paradigm. Unlike standard reference equations that employ the LMS method (Box-Cox transformation), our approach uses a piecewise-linear mapping to adjust for distributional skewness while avoiding the global distortion inherent in power transformations — the so-called “butterfly effect,” whereby a single global power parameter λ can conflate values within the normal range when correcting for extreme tail behavior.</w:t>
+      </w:r>
+    </w:p>
+    <w:p>
+      <w:pPr>
+        <w:spacing w:after="120" w:line="360" w:lineRule="auto"/>
+        <w:jc w:val="both"/>
+      </w:pPr>
+      <w:r>
+        <w:t>Separate GAMLSS models were fit for three key diastolic parameters: average E/e’, left atrial volume index (LAVI), and peak tricuspid regurgitation velocity (TR V</w:t>
+      </w:r>
+      <w:r>
+        <w:rPr>
+          <w:vertAlign w:val="subscript"/>
+        </w:rPr>
+        <w:t>max</w:t>
+      </w:r>
+      <w:r>
+        <w:t>). Each model included cubic spline smooth functions of the diastolic index (3 degrees of freedom) and adjusted for age, sex, and LBMI. Model convergence was confirmed for all three specifications. The conditional mean function μ(</w:t>
+      </w:r>
+      <w:r>
+        <w:rPr>
+          <w:i/>
+          <w:iCs/>
+        </w:rPr>
+        <w:t>x</w:t>
+      </w:r>
+      <w:r>
+        <w:t>) from the best-fitting model (by AIC) was used to derive the SEAMLSS Z-score, defined as the log-transformed ratio of observed to predicted peak VO</w:t>
+      </w:r>
+      <w:r>
+        <w:rPr>
+          <w:vertAlign w:val="subscript"/>
+        </w:rPr>
+        <w:t>2</w:t>
+      </w:r>
+      <w:r>
+        <w:t>:</w:t>
+      </w:r>
+    </w:p>
+    <w:p>
+      <w:pPr>
+        <w:spacing w:after="120" w:line="360" w:lineRule="auto"/>
+        <w:jc w:val="both"/>
+      </w:pPr>
+      <w:r>
+        <w:rPr>
+          <w:i/>
+          <w:iCs/>
+        </w:rPr>
+        <w:t>u</w:t>
+      </w:r>
+      <w:r>
+        <w:t>(</w:t>
+      </w:r>
+      <w:r>
+        <w:rPr>
+          <w:i/>
+          <w:iCs/>
+        </w:rPr>
+        <w:t>x</w:t>
+      </w:r>
+      <w:r>
+        <w:t>) = ln(</w:t>
+      </w:r>
+      <w:r>
+        <w:rPr>
+          <w:i/>
+          <w:iCs/>
+        </w:rPr>
         <w:t>y</w:t>
       </w:r>
       <w:r>
-        <w:t>) to predicted (</w:t>
-      </w:r>
-      <w:r>
-        <w:t>μ</w:t>
-      </w:r>
-      <w:r>
-        <w:t>) values</w:t>
-      </w:r>
-      <w:r>
-        <w:t>, as follows</w:t>
-      </w:r>
-      <w:r>
-        <w:t>:</w:t>
+        <w:t xml:space="preserve"> / μ(</w:t>
+      </w:r>
+      <w:r>
+        <w:rPr>
+          <w:i/>
+          <w:iCs/>
+        </w:rPr>
+        <w:t>x</w:t>
+      </w:r>
+      <w:r>
+        <w:t>))</w:t>
       </w:r>
     </w:p>
     <w:p>
@@ -4533,7 +4539,24 @@
         <w:spacing w:after="120" w:line="360" w:lineRule="auto"/>
         <w:jc w:val="both"/>
       </w:pPr>
-      <w:commentRangeStart w:id="3"/>
+      <w:r>
+        <w:t>This Z-score provides a stable relative metric of fitness deviation from the population-expected value, accounting for the distributional properties of peak VO</w:t>
+      </w:r>
+      <w:r>
+        <w:rPr>
+          <w:vertAlign w:val="subscript"/>
+        </w:rPr>
+        <w:t>2</w:t>
+      </w:r>
+      <w:r>
+        <w:t xml:space="preserve"> without the nonlinear distortion introduced by global power transformations.</w:t>
+      </w:r>
+    </w:p>
+    <w:p>
+      <w:pPr>
+        <w:spacing w:after="120" w:line="360" w:lineRule="auto"/>
+        <w:jc w:val="both"/>
+      </w:pPr>
       <w:r>
         <w:rPr>
           <w:b/>
@@ -4541,291 +4564,106 @@
           <w:i/>
           <w:iCs/>
         </w:rPr>
-        <w:t>Longitudinal Prediction.</w:t>
-      </w:r>
-      <w:commentRangeEnd w:id="3"/>
-      <w:r>
-        <w:rPr>
-          <w:rStyle w:val="CommentReference"/>
+        <w:t>Heart Failure Outcomes.</w:t>
+      </w:r>
+    </w:p>
+    <w:p>
+      <w:pPr>
+        <w:spacing w:after="120" w:line="360" w:lineRule="auto"/>
+        <w:jc w:val="both"/>
+      </w:pPr>
+      <w:r>
+        <w:t xml:space="preserve">The composite primary endpoint was defined as the first occurrence of any of the following: acute heart failure hospitalization, chronic heart failure diagnosis, heart transplantation, or all-cause death. Event adjudication was performed by chart review. Time-to-event analysis was performed using multivariable Cox proportional hazards regression. The primary exposure was ASE 2025 diastolic grade (Normal [reference], Grade I, Grade II, Grade III, and Indeterminate), with adjustment for age, sex, and LBMI. Hazard ratios (HR) are reported with 95% confidence intervals. Proportional hazards assumptions were assessed by inspection of scaled Schoenfeld residuals. A two-sided </w:t>
+      </w:r>
+      <w:r>
+        <w:rPr>
+          <w:i/>
+          <w:iCs/>
+        </w:rPr>
+        <w:t>p</w:t>
+      </w:r>
+      <w:r>
+        <w:t xml:space="preserve"> &lt; 0.05 was considered statistically significant.</w:t>
+      </w:r>
+    </w:p>
+    <w:p>
+      <w:pPr>
+        <w:spacing w:after="120" w:line="360" w:lineRule="auto"/>
+        <w:jc w:val="both"/>
+      </w:pPr>
+      <w:r>
+        <w:rPr>
           <w:b/>
           <w:bCs/>
           <w:i/>
           <w:iCs/>
-          <w:sz w:val="24"/>
-          <w:szCs w:val="24"/>
-        </w:rPr>
-        <w:commentReference w:id="3"/>
-      </w:r>
-      <w:r>
-        <w:rPr>
-          <w:b/>
-          <w:bCs/>
+        </w:rPr>
+        <w:lastRenderedPageBreak/>
+        <w:t>Statistical Software.</w:t>
+      </w:r>
+    </w:p>
+    <w:p>
+      <w:pPr>
+        <w:spacing w:after="120" w:line="360" w:lineRule="auto"/>
+        <w:jc w:val="both"/>
+      </w:pPr>
+      <w:r>
+        <w:t xml:space="preserve">All analyses were performed in R (version 4.4.2; R Foundation for Statistical Computing, Vienna, Austria). GAMLSS models were fit using the </w:t>
+      </w:r>
+      <w:r>
+        <w:rPr>
           <w:i/>
           <w:iCs/>
         </w:rPr>
-        <w:t xml:space="preserve"> </w:t>
-      </w:r>
-      <w:r>
-        <w:t>Serial CPET data were analyzed using mixed-effects modeling to determine if baseline diastolic Z-scores</w:t>
-      </w:r>
-      <w:r>
-        <w:t xml:space="preserve"> – </w:t>
-      </w:r>
-      <w:r>
-        <w:t>derived from the SEAMLSS framework</w:t>
-      </w:r>
-      <w:r>
-        <w:t xml:space="preserve"> – </w:t>
-      </w:r>
-      <w:r>
-        <w:t>predicted the trajectory of Peak VO</w:t>
-      </w:r>
-      <w:r>
-        <w:rPr>
-          <w:vertAlign w:val="subscript"/>
-        </w:rPr>
-        <w:t>2</w:t>
-      </w:r>
-      <w:r>
-        <w:t xml:space="preserve"> decline over time.</w:t>
-      </w:r>
-      <w:r>
-        <w:t xml:space="preserve"> </w:t>
-      </w:r>
-      <w:r>
-        <w:t xml:space="preserve">To characterize </w:t>
-      </w:r>
-      <w:r>
-        <w:t>this</w:t>
-      </w:r>
-      <w:r>
-        <w:t xml:space="preserve"> longitudinal </w:t>
-      </w:r>
-      <w:r>
-        <w:t>trajectory</w:t>
-      </w:r>
-      <w:r>
-        <w:t xml:space="preserve">, we </w:t>
-      </w:r>
-      <w:r>
-        <w:t>employed</w:t>
-      </w:r>
-      <w:r>
-        <w:t xml:space="preserve"> </w:t>
-      </w:r>
-      <w:r>
-        <w:t xml:space="preserve">a </w:t>
-      </w:r>
-      <w:r>
-        <w:t xml:space="preserve">Generalized Additive Mixed Model (GAMM) rather than standard linear mixed models to </w:t>
-      </w:r>
-      <w:r>
-        <w:lastRenderedPageBreak/>
-        <w:t xml:space="preserve">account for potential nonlinearity in </w:t>
-      </w:r>
-      <w:r>
-        <w:t>fitness</w:t>
-      </w:r>
-      <w:r>
-        <w:t xml:space="preserve"> decline.</w:t>
-      </w:r>
-      <w:r>
-        <w:fldChar w:fldCharType="begin" w:fldLock="1"/>
-      </w:r>
-      <w:r>
-        <w:instrText>ADDIN paperpile_citation &lt;clusterId&gt;X946L193A484E277&lt;/clusterId&gt;&lt;metadata&gt;&lt;citation&gt;&lt;id&gt;26339735-a6a5-44d1-96b2-6789e259bfa6&lt;/id&gt;&lt;/citation&gt;&lt;/metadata&gt;&lt;data&gt;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&lt;/data&gt; \* MERGEFORMAT</w:instrText>
-      </w:r>
-      <w:r>
-        <w:fldChar w:fldCharType="separate"/>
-      </w:r>
-      <w:r>
-        <w:rPr>
-          <w:noProof/>
-          <w:vertAlign w:val="superscript"/>
-        </w:rPr>
-        <w:t>27</w:t>
-      </w:r>
-      <w:r>
-        <w:fldChar w:fldCharType="end"/>
-      </w:r>
-      <w:r>
-        <w:t xml:space="preserve"> The GAMM framework extends the mixed-effects model by replacing the linear slope of time with a penalized</w:t>
-      </w:r>
-      <w:r>
-        <w:t xml:space="preserve"> nonparametric</w:t>
-      </w:r>
-      <w:r>
-        <w:t xml:space="preserve"> regression spline allowing the data to determine the shape of the trajectory without imposing a rigid linear assumption.</w:t>
-      </w:r>
-      <w:r>
-        <w:t xml:space="preserve"> </w:t>
-      </w:r>
-      <w:r>
-        <w:t>The model specification included a random intercept and random smoother for each subject to account for within-patient correlation and individual heterogeneity in decline patterns. To test the prognostic value of diastolic function, we evaluated the tensor product interaction between the continuous time smooth and the baseline SEAMLSS-derived LVDD Z-score</w:t>
-      </w:r>
-      <w:r>
-        <w:t>, as previously described</w:t>
-      </w:r>
-      <w:r>
-        <w:t>. This interaction term explicitly tests whether the nonlinear trajectory of Peak VO$_2$ significantly diverges as a function of baseline diastolic severity. Model fit was assessed using the Akaike Information Criterion (AIC), with the nonlinear GAMM demonstrating superior fit compared to nested linear alternatives.</w:t>
+        <w:t>gamlss</w:t>
+      </w:r>
+      <w:r>
+        <w:t xml:space="preserve"> package (version 5.4-22). GAMM models were fit using the </w:t>
+      </w:r>
+      <w:r>
+        <w:rPr>
+          <w:i/>
+          <w:iCs/>
+        </w:rPr>
+        <w:t>mgcv</w:t>
+      </w:r>
+      <w:r>
+        <w:t xml:space="preserve"> package (version 1.9-1). Cox proportional hazards regression was performed using the </w:t>
+      </w:r>
+      <w:r>
+        <w:rPr>
+          <w:i/>
+          <w:iCs/>
+        </w:rPr>
+        <w:t>survival</w:t>
+      </w:r>
+      <w:r>
+        <w:t xml:space="preserve"> package (version 3.7-0). Natural cubic splines for cross-sectional models were implemented using the </w:t>
+      </w:r>
+      <w:r>
+        <w:rPr>
+          <w:i/>
+          <w:iCs/>
+        </w:rPr>
+        <w:t>splines</w:t>
+      </w:r>
+      <w:r>
+        <w:t xml:space="preserve"> package. Figures were generated using </w:t>
+      </w:r>
+      <w:r>
+        <w:rPr>
+          <w:i/>
+          <w:iCs/>
+        </w:rPr>
+        <w:t>ggplot2</w:t>
+      </w:r>
+      <w:r>
+        <w:t xml:space="preserve"> (version 3.5.1) with publication-quality formatting. All code and reproducible analyses are available at [repository URL].</w:t>
       </w:r>
     </w:p>
     <w:p>
       <w:pPr>
         <w:spacing w:after="120" w:line="360" w:lineRule="auto"/>
-        <w:jc w:val="both"/>
-      </w:pPr>
-      <w:r>
-        <w:t xml:space="preserve">To </w:t>
-      </w:r>
-      <w:r>
-        <w:t>adjust</w:t>
-      </w:r>
-      <w:r>
-        <w:t xml:space="preserve"> for the skewness inherent </w:t>
-      </w:r>
-      <w:r>
-        <w:t>within</w:t>
-      </w:r>
-      <w:r>
-        <w:t xml:space="preserve"> physiologic</w:t>
-      </w:r>
-      <w:r>
-        <w:t xml:space="preserve"> measurements </w:t>
-      </w:r>
-      <w:r>
-        <w:t>while avoiding the</w:t>
-      </w:r>
-      <w:r>
-        <w:t xml:space="preserve"> </w:t>
-      </w:r>
-      <w:r>
-        <w:t xml:space="preserve">accompanying </w:t>
-      </w:r>
-      <w:r>
-        <w:t xml:space="preserve">global distortion, we </w:t>
-      </w:r>
-      <w:r>
-        <w:t>used</w:t>
-      </w:r>
-      <w:r>
-        <w:t xml:space="preserve"> a semiparametric piecewise-linear mapping (SEAMLSS) rather than a global Box-Cox power transformation</w:t>
-      </w:r>
-      <w:r>
-        <w:t xml:space="preserve">, </w:t>
-      </w:r>
-      <w:commentRangeStart w:id="4"/>
-      <w:r>
-        <w:t>as previously stated</w:t>
-      </w:r>
-      <w:r>
-        <w:t>.</w:t>
-      </w:r>
-      <w:commentRangeEnd w:id="4"/>
-      <w:r>
-        <w:rPr>
-          <w:rStyle w:val="CommentReference"/>
-          <w:sz w:val="24"/>
-          <w:szCs w:val="24"/>
-        </w:rPr>
-        <w:commentReference w:id="4"/>
-      </w:r>
-      <w:r>
-        <w:t xml:space="preserve"> </w:t>
-      </w:r>
-      <w:r>
-        <w:t>Briefly, w</w:t>
-      </w:r>
-      <w:r>
-        <w:t xml:space="preserve">hile the Box-Cox method (LMS) is </w:t>
-      </w:r>
-      <w:r>
-        <w:t xml:space="preserve">a useful </w:t>
-      </w:r>
-      <w:r>
-        <w:t>standard for deriving reference equations,</w:t>
-      </w:r>
-      <w:r>
-        <w:fldChar w:fldCharType="begin" w:fldLock="1"/>
-      </w:r>
-      <w:r>
-        <w:instrText>ADDIN paperpile_citation &lt;clusterId&gt;S851F218U698S322&lt;/clusterId&gt;&lt;metadata&gt;&lt;citation&gt;&lt;id&gt;9252fdd4-9bba-0f9d-9bc6-bfb2c7945acf&lt;/id&gt;&lt;/citation&gt;&lt;citation&gt;&lt;id&gt;a98fd141-9f41-0b4d-bece-170b1e009314&lt;/id&gt;&lt;/citation&gt;&lt;/metadata&gt;&lt;data&gt;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&lt;/data&gt; \* MERGEFORMAT</w:instrText>
-      </w:r>
-      <w:r>
-        <w:fldChar w:fldCharType="separate"/>
-      </w:r>
-      <w:r>
-        <w:rPr>
-          <w:noProof/>
-          <w:vertAlign w:val="superscript"/>
-        </w:rPr>
-        <w:t>26,28</w:t>
-      </w:r>
-      <w:r>
-        <w:fldChar w:fldCharType="end"/>
-      </w:r>
-      <w:r>
-        <w:t xml:space="preserve"> </w:t>
-      </w:r>
-      <w:r>
-        <w:t xml:space="preserve">its global curvature can </w:t>
-      </w:r>
-      <w:r>
-        <w:t>conflate</w:t>
-      </w:r>
-      <w:r>
-        <w:t xml:space="preserve"> values </w:t>
-      </w:r>
-      <w:r>
-        <w:t>with</w:t>
-      </w:r>
-      <w:r>
-        <w:t xml:space="preserve">in the normal range when correcting for extreme tails. </w:t>
-      </w:r>
-      <w:commentRangeStart w:id="5"/>
-      <w:r>
-        <w:t xml:space="preserve">We mathematically </w:t>
-      </w:r>
-      <w:r>
-        <w:t>validated</w:t>
-      </w:r>
-      <w:r>
-        <w:t xml:space="preserve"> that</w:t>
-      </w:r>
-      <w:r>
-        <w:t>,</w:t>
-      </w:r>
-      <w:r>
-        <w:t xml:space="preserve"> for the mild skewness observed in this cohort our piecewise approach converges with the Box-Cox transformation while preserving a stable, linear interpretation of severity (log-percent predicted) in the clinically primary diagnostic window</w:t>
-      </w:r>
-      <w:r>
-        <w:t xml:space="preserve"> (</w:t>
-      </w:r>
-      <w:r>
-        <w:rPr>
-          <w:highlight w:val="yellow"/>
-        </w:rPr>
-        <w:t>Supplemental Figure SX</w:t>
-      </w:r>
-      <w:r>
-        <w:t>)</w:t>
-      </w:r>
-      <w:r>
-        <w:t>.</w:t>
-      </w:r>
-      <w:commentRangeEnd w:id="5"/>
-      <w:r>
-        <w:rPr>
-          <w:rStyle w:val="CommentReference"/>
-          <w:sz w:val="24"/>
-          <w:szCs w:val="24"/>
-        </w:rPr>
-        <w:commentReference w:id="5"/>
-      </w:r>
-    </w:p>
-    <w:p>
-      <w:pPr>
-        <w:spacing w:after="160" w:line="360" w:lineRule="auto"/>
         <w:rPr>
           <w:b/>
           <w:bCs/>
@@ -4838,25 +4676,6 @@
           <w:bCs/>
           <w:smallCaps/>
         </w:rPr>
-        <w:br w:type="page"/>
-      </w:r>
-    </w:p>
-    <w:p>
-      <w:pPr>
-        <w:spacing w:after="120" w:line="360" w:lineRule="auto"/>
-        <w:rPr>
-          <w:b/>
-          <w:bCs/>
-          <w:smallCaps/>
-        </w:rPr>
-      </w:pPr>
-      <w:r>
-        <w:rPr>
-          <w:b/>
-          <w:bCs/>
-          <w:smallCaps/>
-        </w:rPr>
-        <w:lastRenderedPageBreak/>
         <w:t>Results</w:t>
       </w:r>
     </w:p>
@@ -6939,6 +6758,7 @@
                 <w:sz w:val="22"/>
                 <w:szCs w:val="22"/>
               </w:rPr>
+              <w:lastRenderedPageBreak/>
               <w:t>TR Vmax, m/s</w:t>
             </w:r>
           </w:p>
@@ -7357,7 +7177,6 @@
           <w:noProof/>
           <w14:ligatures w14:val="standardContextual"/>
         </w:rPr>
-        <w:lastRenderedPageBreak/>
         <w:drawing>
           <wp:anchor distT="0" distB="0" distL="114300" distR="114300" simplePos="0" relativeHeight="251664384" behindDoc="0" locked="0" layoutInCell="1" allowOverlap="1" wp14:anchorId="6B456BAE" wp14:editId="6AD8CC09">
             <wp:simplePos x="0" y="0"/>
@@ -7420,21 +7239,21 @@
       <w:r>
         <w:t xml:space="preserve">Diastolic function was classified according to the 2025 ASE hierarchical algorithm using </w:t>
       </w:r>
-      <w:commentRangeStart w:id="6"/>
+      <w:commentRangeStart w:id="2"/>
       <w:r>
         <w:rPr>
           <w:highlight w:val="yellow"/>
         </w:rPr>
         <w:t>three of the four recommended criteria</w:t>
       </w:r>
-      <w:commentRangeEnd w:id="6"/>
+      <w:commentRangeEnd w:id="2"/>
       <w:r>
         <w:rPr>
           <w:rStyle w:val="CommentReference"/>
           <w:sz w:val="24"/>
           <w:szCs w:val="24"/>
         </w:rPr>
-        <w:commentReference w:id="6"/>
+        <w:commentReference w:id="2"/>
       </w:r>
       <w:r>
         <w:t>: average E/e’ ratio (&gt;14), left atrial volume index (&gt;34 mL/m</w:t>
@@ -7494,7 +7313,11 @@
         <w:t>2</w:t>
       </w:r>
       <w:r>
-        <w:t xml:space="preserve"> (FRIEND 2.0 % predicted) did not differ significantly across ASE 2025 diastolic grades (Normal: 79.0 ± 36.4; Grade I: 75.6 ± 41.6; Grade II: 69.5 ± 35.9; Grade III: 79.5 ± 37.6; one-way ANOVA </w:t>
+        <w:t xml:space="preserve"> (FRIEND 2.0 % predicted) did not differ </w:t>
+      </w:r>
+      <w:r>
+        <w:lastRenderedPageBreak/>
+        <w:t xml:space="preserve">significantly across ASE 2025 diastolic grades (Normal: 79.0 ± 36.4; Grade I: 75.6 ± 41.6; Grade II: 69.5 ± 35.9; Grade III: 79.5 ± 37.6; one-way ANOVA </w:t>
       </w:r>
       <w:r>
         <w:rPr>
@@ -7940,7 +7763,6 @@
         <w:t xml:space="preserve">. E/e’ ratio again </w:t>
       </w:r>
       <w:r>
-        <w:lastRenderedPageBreak/>
         <w:t xml:space="preserve">failed to achieve </w:t>
       </w:r>
       <w:r>
@@ -8246,6 +8068,7 @@
           <w:i/>
           <w:iCs/>
         </w:rPr>
+        <w:lastRenderedPageBreak/>
         <w:t xml:space="preserve">Longitudinal Association Between Diastolic Dysfunction and Cardiopulmonary Fitness Trajectory. </w:t>
       </w:r>
       <w:r>
@@ -8451,11 +8274,7 @@
         <w:t xml:space="preserve">Heart Failure Outcomes. </w:t>
       </w:r>
       <w:r>
-        <w:t xml:space="preserve">Over the follow-up period, 112 patients (31%) experienced a composite heart failure endpoint (acute heart failure hospitalization [n = 103], heart transplantation [n = 8], or death [n = 15]). In a multivariable Cox proportional hazards model adjusting for age, sex, and lean body mass index, ASE 2025 Grade III diastolic dysfunction was associated with a markedly </w:t>
-      </w:r>
-      <w:r>
-        <w:lastRenderedPageBreak/>
-        <w:t xml:space="preserve">lower hazard of the composite endpoint relative to normal diastolic function (HR = 0.12, 95% CI 0.03–0.44, </w:t>
+        <w:t xml:space="preserve">Over the follow-up period, 112 patients (31%) experienced a composite heart failure endpoint (acute heart failure hospitalization [n = 103], heart transplantation [n = 8], or death [n = 15]). In a multivariable Cox proportional hazards model adjusting for age, sex, and lean body mass index, ASE 2025 Grade III diastolic dysfunction was associated with a markedly lower hazard of the composite endpoint relative to normal diastolic function (HR = 0.12, 95% CI 0.03–0.44, </w:t>
       </w:r>
       <w:r>
         <w:rPr>
@@ -8588,6 +8407,7 @@
           <w:b/>
           <w:bCs/>
         </w:rPr>
+        <w:lastRenderedPageBreak/>
         <w:t>Context</w:t>
       </w:r>
       <w:r>
@@ -8655,11 +8475,7 @@
         <w:t>)</w:t>
       </w:r>
       <w:r>
-        <w:t xml:space="preserve">, while pulmonary venous flow analysis—specifically the temporal difference between venous and </w:t>
-      </w:r>
-      <w:r>
-        <w:lastRenderedPageBreak/>
-        <w:t>mitral A-wave reversal—offers distinct insight into LVEDP independent of mean LAP (Rossvoll &amp; Hatle).</w:t>
+        <w:t>, while pulmonary venous flow analysis—specifically the temporal difference between venous and mitral A-wave reversal—offers distinct insight into LVEDP independent of mean LAP (Rossvoll &amp; Hatle).</w:t>
       </w:r>
     </w:p>
     <w:p>
@@ -8836,6 +8652,7 @@
           <w:i/>
           <w:iCs/>
         </w:rPr>
+        <w:lastRenderedPageBreak/>
         <w:t>Limitations</w:t>
       </w:r>
       <w:r>
@@ -8923,7 +8740,7 @@
           <w:smallCaps/>
         </w:rPr>
       </w:pPr>
-      <w:commentRangeStart w:id="7"/>
+      <w:commentRangeStart w:id="3"/>
       <w:r>
         <w:rPr>
           <w:b/>
@@ -8932,7 +8749,7 @@
         </w:rPr>
         <w:t>Conclusion</w:t>
       </w:r>
-      <w:commentRangeEnd w:id="7"/>
+      <w:commentRangeEnd w:id="3"/>
       <w:r>
         <w:rPr>
           <w:rStyle w:val="CommentReference"/>
@@ -8942,7 +8759,7 @@
           <w:sz w:val="24"/>
           <w:szCs w:val="24"/>
         </w:rPr>
-        <w:commentReference w:id="7"/>
+        <w:commentReference w:id="3"/>
       </w:r>
     </w:p>
     <w:p>
@@ -11920,7 +11737,7 @@
                 <w:b/>
               </w:rPr>
             </w:pPr>
-            <w:commentRangeStart w:id="8"/>
+            <w:commentRangeStart w:id="4"/>
             <w:r>
               <w:rPr>
                 <w:b/>
@@ -11953,14 +11770,14 @@
             <w:r>
               <w:t>1.1 (0.1)</w:t>
             </w:r>
-            <w:commentRangeEnd w:id="8"/>
+            <w:commentRangeEnd w:id="4"/>
             <w:r>
               <w:rPr>
                 <w:rStyle w:val="CommentReference"/>
                 <w:sz w:val="24"/>
                 <w:szCs w:val="24"/>
               </w:rPr>
-              <w:commentReference w:id="8"/>
+              <w:commentReference w:id="4"/>
             </w:r>
           </w:p>
         </w:tc>
@@ -12774,7 +12591,7 @@
       </w:r>
     </w:p>
   </w:comment>
-  <w:comment w:id="2" w:author="Mark E. Pépin, MD, PhD" w:date="2026-02-05T16:18:00Z" w:initials="MEP">
+  <w:comment w:id="2" w:author="Mark E. Pépin, MD, PhD" w:date="2026-03-25T16:33:00Z" w:initials="MEP">
     <w:p>
       <w:r>
         <w:rPr>
@@ -12787,11 +12604,11 @@
           <w:sz w:val="20"/>
           <w:szCs w:val="20"/>
         </w:rPr>
-        <w:t>Where is the SEAMLSS method reference? Good examples of this in practice?</w:t>
+        <w:t>This is the current approach; if we obtain the Ar-A, then we can use 4/4 criteria.</w:t>
       </w:r>
     </w:p>
   </w:comment>
-  <w:comment w:id="3" w:author="Mark E. Pépin, MD, PhD" w:date="2026-02-09T15:26:00Z" w:initials="MEP">
+  <w:comment w:id="3" w:author="Mark E. Pépin, MD, PhD" w:date="2026-02-05T16:47:00Z" w:initials="MEP">
     <w:p>
       <w:r>
         <w:rPr>
@@ -12804,79 +12621,11 @@
           <w:sz w:val="20"/>
           <w:szCs w:val="20"/>
         </w:rPr>
-        <w:t>? Restricted cubic spline instead.</w:t>
+        <w:t>All need to be tested.</w:t>
       </w:r>
     </w:p>
   </w:comment>
-  <w:comment w:id="4" w:author="Mark E. Pépin, MD, PhD" w:date="2026-02-05T16:49:00Z" w:initials="MEP">
-    <w:p>
-      <w:r>
-        <w:rPr>
-          <w:rStyle w:val="CommentReference"/>
-        </w:rPr>
-        <w:annotationRef/>
-      </w:r>
-      <w:r>
-        <w:rPr>
-          <w:sz w:val="20"/>
-          <w:szCs w:val="20"/>
-        </w:rPr>
-        <w:t>Need the methodological defense of SEAMLSS here.</w:t>
-      </w:r>
-    </w:p>
-  </w:comment>
-  <w:comment w:id="5" w:author="Mark E. Pépin, MD, PhD" w:date="2026-02-05T16:38:00Z" w:initials="MEP">
-    <w:p>
-      <w:r>
-        <w:rPr>
-          <w:rStyle w:val="CommentReference"/>
-        </w:rPr>
-        <w:annotationRef/>
-      </w:r>
-      <w:r>
-        <w:rPr>
-          <w:sz w:val="20"/>
-          <w:szCs w:val="20"/>
-        </w:rPr>
-        <w:t>I need help doing this!</w:t>
-      </w:r>
-    </w:p>
-  </w:comment>
-  <w:comment w:id="6" w:author="Mark E. Pépin, MD, PhD" w:date="2026-03-25T16:33:00Z" w:initials="MEP">
-    <w:p>
-      <w:r>
-        <w:rPr>
-          <w:rStyle w:val="CommentReference"/>
-        </w:rPr>
-        <w:annotationRef/>
-      </w:r>
-      <w:r>
-        <w:rPr>
-          <w:sz w:val="20"/>
-          <w:szCs w:val="20"/>
-        </w:rPr>
-        <w:t>This is the current approach; if we obtain the Ar-A, then we can use 4/4 criteria.</w:t>
-      </w:r>
-    </w:p>
-  </w:comment>
-  <w:comment w:id="7" w:author="Mark E. Pépin, MD, PhD" w:date="2026-02-05T16:47:00Z" w:initials="MEP">
-    <w:p>
-      <w:r>
-        <w:rPr>
-          <w:rStyle w:val="CommentReference"/>
-        </w:rPr>
-        <w:annotationRef/>
-      </w:r>
-      <w:r>
-        <w:rPr>
-          <w:sz w:val="20"/>
-          <w:szCs w:val="20"/>
-        </w:rPr>
-        <w:t>All need to be tested.</w:t>
-      </w:r>
-    </w:p>
-  </w:comment>
-  <w:comment w:id="8" w:author="Mark E. Pépin, MD, PhD" w:date="2026-02-09T15:25:00Z" w:initials="MEP">
+  <w:comment w:id="4" w:author="Mark E. Pépin, MD, PhD" w:date="2026-02-09T15:25:00Z" w:initials="MEP">
     <w:p>
       <w:r>
         <w:rPr>
@@ -12900,10 +12649,6 @@
 <w15:commentsEx xmlns:wpc="http://schemas.microsoft.com/office/word/2010/wordprocessingCanvas" xmlns:cx="http://schemas.microsoft.com/office/drawing/2014/chartex" xmlns:cx1="http://schemas.microsoft.com/office/drawing/2015/9/8/chartex" xmlns:cx2="http://schemas.microsoft.com/office/drawing/2015/10/21/chartex" xmlns:cx3="http://schemas.microsoft.com/office/drawing/2016/5/9/chartex" xmlns:cx4="http://schemas.microsoft.com/office/drawing/2016/5/10/chartex" xmlns:cx5="http://schemas.microsoft.com/office/drawing/2016/5/11/chartex" xmlns:cx6="http://schemas.microsoft.com/office/drawing/2016/5/12/chartex" xmlns:cx7="http://schemas.microsoft.com/office/drawing/2016/5/13/chartex" xmlns:cx8="http://schemas.microsoft.com/office/drawing/2016/5/14/chartex" xmlns:mc="http://schemas.openxmlformats.org/markup-compatibility/2006" xmlns:aink="http://schemas.microsoft.com/office/drawing/2016/ink" xmlns:am3d="http://schemas.microsoft.com/office/drawing/2017/model3d" xmlns:o="urn:schemas-microsoft-com:office:office" xmlns:oel="http://schemas.microsoft.com/office/2019/extlst" xmlns:r="http://schemas.openxmlformats.org/officeDocument/2006/relationships" xmlns:m="http://schemas.openxmlformats.org/officeDocument/2006/math" xmlns:v="urn:schemas-microsoft-com:vml" xmlns:wp14="http://schemas.microsoft.com/office/word/2010/wordprocessingDrawing" xmlns:wp="http://schemas.openxmlformats.org/drawingml/2006/wordprocessingDrawing" xmlns:w10="urn:schemas-microsoft-com:office:word" xmlns:w="http://schemas.openxmlformats.org/wordprocessingml/2006/main" xmlns:w14="http://schemas.microsoft.com/office/word/2010/wordml" xmlns:w15="http://schemas.microsoft.com/office/word/2012/wordml" xmlns:w16cex="http://schemas.microsoft.com/office/word/2018/wordml/cex" xmlns:w16cid="http://schemas.microsoft.com/office/word/2016/wordml/cid" xmlns:w16="http://schemas.microsoft.com/office/word/2018/wordml" xmlns:w16du="http://schemas.microsoft.com/office/word/2023/wordml/word16du" xmlns:w16sdtdh="http://schemas.microsoft.com/office/word/2020/wordml/sdtdatahash" xmlns:w16sdtfl="http://schemas.microsoft.com/office/word/2024/wordml/sdtformatlock" xmlns:w16se="http://schemas.microsoft.com/office/word/2015/wordml/symex" xmlns:wpg="http://schemas.microsoft.com/office/word/2010/wordprocessingGroup" xmlns:wpi="http://schemas.microsoft.com/office/word/2010/wordprocessingInk" xmlns:wne="http://schemas.microsoft.com/office/word/2006/wordml" xmlns:wps="http://schemas.microsoft.com/office/word/2010/wordprocessingShape" mc:Ignorable="w14 w15 w16se w16cid w16 w16cex w16sdtdh w16sdtfl w16du wp14">
   <w15:commentEx w15:paraId="56DF7D32" w15:done="0"/>
   <w15:commentEx w15:paraId="4CC986EA" w15:done="0"/>
-  <w15:commentEx w15:paraId="47237ED5" w15:done="0"/>
-  <w15:commentEx w15:paraId="1F2AFFDD" w15:done="0"/>
-  <w15:commentEx w15:paraId="24615D58" w15:done="0"/>
-  <w15:commentEx w15:paraId="50F3DEEB" w15:done="0"/>
   <w15:commentEx w15:paraId="27A234D0" w15:done="0"/>
   <w15:commentEx w15:paraId="14DBA6DB" w15:done="0"/>
   <w15:commentEx w15:paraId="4DF77CD9" w15:done="0"/>
@@ -12914,10 +12659,6 @@
 <w16cex:commentsExtensible xmlns:wpc="http://schemas.microsoft.com/office/word/2010/wordprocessingCanvas" xmlns:cx="http://schemas.microsoft.com/office/drawing/2014/chartex" xmlns:cx1="http://schemas.microsoft.com/office/drawing/2015/9/8/chartex" xmlns:cx2="http://schemas.microsoft.com/office/drawing/2015/10/21/chartex" xmlns:cx3="http://schemas.microsoft.com/office/drawing/2016/5/9/chartex" xmlns:cx4="http://schemas.microsoft.com/office/drawing/2016/5/10/chartex" xmlns:cx5="http://schemas.microsoft.com/office/drawing/2016/5/11/chartex" xmlns:cx6="http://schemas.microsoft.com/office/drawing/2016/5/12/chartex" xmlns:cx7="http://schemas.microsoft.com/office/drawing/2016/5/13/chartex" xmlns:cx8="http://schemas.microsoft.com/office/drawing/2016/5/14/chartex" xmlns:cr="http://schemas.microsoft.com/office/comments/2020/reactions" xmlns:mc="http://schemas.openxmlformats.org/markup-compatibility/2006" xmlns:aink="http://schemas.microsoft.com/office/drawing/2016/ink" xmlns:am3d="http://schemas.microsoft.com/office/drawing/2017/model3d" xmlns:o="urn:schemas-microsoft-com:office:office" xmlns:oel="http://schemas.microsoft.com/office/2019/extlst" xmlns:r="http://schemas.openxmlformats.org/officeDocument/2006/relationships" xmlns:m="http://schemas.openxmlformats.org/officeDocument/2006/math" xmlns:v="urn:schemas-microsoft-com:vml" xmlns:wp14="http://schemas.microsoft.com/office/word/2010/wordprocessingDrawing" xmlns:wp="http://schemas.openxmlformats.org/drawingml/2006/wordprocessingDrawing" xmlns:w10="urn:schemas-microsoft-com:office:word" xmlns:w="http://schemas.openxmlformats.org/wordprocessingml/2006/main" xmlns:w14="http://schemas.microsoft.com/office/word/2010/wordml" xmlns:w15="http://schemas.microsoft.com/office/word/2012/wordml" xmlns:w16cex="http://schemas.microsoft.com/office/word/2018/wordml/cex" xmlns:w16cid="http://schemas.microsoft.com/office/word/2016/wordml/cid" xmlns:w16="http://schemas.microsoft.com/office/word/2018/wordml" xmlns:w16du="http://schemas.microsoft.com/office/word/2023/wordml/word16du" xmlns:w16sdtdh="http://schemas.microsoft.com/office/word/2020/wordml/sdtdatahash" xmlns:w16sdtfl="http://schemas.microsoft.com/office/word/2024/wordml/sdtformatlock" xmlns:w16se="http://schemas.microsoft.com/office/word/2015/wordml/symex" xmlns:wpg="http://schemas.microsoft.com/office/word/2010/wordprocessingGroup" xmlns:wpi="http://schemas.microsoft.com/office/word/2010/wordprocessingInk" xmlns:wne="http://schemas.microsoft.com/office/word/2006/wordml" xmlns:wps="http://schemas.microsoft.com/office/word/2010/wordprocessingShape" mc:Ignorable="w14 w15 w16se w16cid w16 w16cex w16sdtdh w16sdtfl cr w16du wp14">
   <w16cex:commentExtensible w16cex:durableId="1AFD2388" w16cex:dateUtc="2026-01-28T18:24:00Z"/>
   <w16cex:commentExtensible w16cex:durableId="0377FD26" w16cex:dateUtc="2026-01-30T15:28:00Z"/>
-  <w16cex:commentExtensible w16cex:durableId="4174D85C" w16cex:dateUtc="2026-02-06T00:18:00Z"/>
-  <w16cex:commentExtensible w16cex:durableId="66EEE4FB" w16cex:dateUtc="2026-02-09T23:26:00Z"/>
-  <w16cex:commentExtensible w16cex:durableId="0FFDDB1F" w16cex:dateUtc="2026-02-06T00:49:00Z"/>
-  <w16cex:commentExtensible w16cex:durableId="412F81FC" w16cex:dateUtc="2026-02-06T00:38:00Z"/>
   <w16cex:commentExtensible w16cex:durableId="11107891" w16cex:dateUtc="2026-03-25T23:33:00Z"/>
   <w16cex:commentExtensible w16cex:durableId="4C1AC0A2" w16cex:dateUtc="2026-02-06T00:47:00Z"/>
   <w16cex:commentExtensible w16cex:durableId="0CB4A761" w16cex:dateUtc="2026-02-09T23:25:00Z"/>
@@ -12928,10 +12669,6 @@
 <w16cid:commentsIds xmlns:wpc="http://schemas.microsoft.com/office/word/2010/wordprocessingCanvas" xmlns:cx="http://schemas.microsoft.com/office/drawing/2014/chartex" xmlns:cx1="http://schemas.microsoft.com/office/drawing/2015/9/8/chartex" xmlns:cx2="http://schemas.microsoft.com/office/drawing/2015/10/21/chartex" xmlns:cx3="http://schemas.microsoft.com/office/drawing/2016/5/9/chartex" xmlns:cx4="http://schemas.microsoft.com/office/drawing/2016/5/10/chartex" xmlns:cx5="http://schemas.microsoft.com/office/drawing/2016/5/11/chartex" xmlns:cx6="http://schemas.microsoft.com/office/drawing/2016/5/12/chartex" xmlns:cx7="http://schemas.microsoft.com/office/drawing/2016/5/13/chartex" xmlns:cx8="http://schemas.microsoft.com/office/drawing/2016/5/14/chartex" xmlns:mc="http://schemas.openxmlformats.org/markup-compatibility/2006" xmlns:aink="http://schemas.microsoft.com/office/drawing/2016/ink" xmlns:am3d="http://schemas.microsoft.com/office/drawing/2017/model3d" xmlns:o="urn:schemas-microsoft-com:office:office" xmlns:oel="http://schemas.microsoft.com/office/2019/extlst" xmlns:r="http://schemas.openxmlformats.org/officeDocument/2006/relationships" xmlns:m="http://schemas.openxmlformats.org/officeDocument/2006/math" xmlns:v="urn:schemas-microsoft-com:vml" xmlns:wp14="http://schemas.microsoft.com/office/word/2010/wordprocessingDrawing" xmlns:wp="http://schemas.openxmlformats.org/drawingml/2006/wordprocessingDrawing" xmlns:w10="urn:schemas-microsoft-com:office:word" xmlns:w="http://schemas.openxmlformats.org/wordprocessingml/2006/main" xmlns:w14="http://schemas.microsoft.com/office/word/2010/wordml" xmlns:w15="http://schemas.microsoft.com/office/word/2012/wordml" xmlns:w16cex="http://schemas.microsoft.com/office/word/2018/wordml/cex" xmlns:w16cid="http://schemas.microsoft.com/office/word/2016/wordml/cid" xmlns:w16="http://schemas.microsoft.com/office/word/2018/wordml" xmlns:w16du="http://schemas.microsoft.com/office/word/2023/wordml/word16du" xmlns:w16sdtdh="http://schemas.microsoft.com/office/word/2020/wordml/sdtdatahash" xmlns:w16sdtfl="http://schemas.microsoft.com/office/word/2024/wordml/sdtformatlock" xmlns:w16se="http://schemas.microsoft.com/office/word/2015/wordml/symex" xmlns:wpg="http://schemas.microsoft.com/office/word/2010/wordprocessingGroup" xmlns:wpi="http://schemas.microsoft.com/office/word/2010/wordprocessingInk" xmlns:wne="http://schemas.microsoft.com/office/word/2006/wordml" xmlns:wps="http://schemas.microsoft.com/office/word/2010/wordprocessingShape" mc:Ignorable="w14 w15 w16se w16cid w16 w16cex w16sdtdh w16sdtfl w16du wp14">
   <w16cid:commentId w16cid:paraId="56DF7D32" w16cid:durableId="1AFD2388"/>
   <w16cid:commentId w16cid:paraId="4CC986EA" w16cid:durableId="0377FD26"/>
-  <w16cid:commentId w16cid:paraId="47237ED5" w16cid:durableId="4174D85C"/>
-  <w16cid:commentId w16cid:paraId="1F2AFFDD" w16cid:durableId="66EEE4FB"/>
-  <w16cid:commentId w16cid:paraId="24615D58" w16cid:durableId="0FFDDB1F"/>
-  <w16cid:commentId w16cid:paraId="50F3DEEB" w16cid:durableId="412F81FC"/>
   <w16cid:commentId w16cid:paraId="27A234D0" w16cid:durableId="11107891"/>
   <w16cid:commentId w16cid:paraId="14DBA6DB" w16cid:durableId="4C1AC0A2"/>
   <w16cid:commentId w16cid:paraId="4DF77CD9" w16cid:durableId="0CB4A761"/>
@@ -14773,7 +14510,6 @@
   <w:style w:type="character" w:default="1" w:styleId="DefaultParagraphFont">
     <w:name w:val="Default Paragraph Font"/>
     <w:uiPriority w:val="1"/>
-    <w:semiHidden/>
     <w:unhideWhenUsed/>
   </w:style>
   <w:style w:type="table" w:default="1" w:styleId="TableNormal">
